--- a/public/documentos/plantillas/fo-gf-006-cuenta-cobro-administrativo.docx
+++ b/public/documentos/plantillas/fo-gf-006-cuenta-cobro-administrativo.docx
@@ -1,29 +1,29 @@
 
 <file path=word/document.xml><?xml version="1.0" encoding="utf-8"?>
-<w:document xmlns:wpc="http://schemas.microsoft.com/office/word/2010/wordprocessingCanvas" xmlns:cx="http://schemas.microsoft.com/office/drawing/2014/chartex" xmlns:cx1="http://schemas.microsoft.com/office/drawing/2015/9/8/chartex" xmlns:cx2="http://schemas.microsoft.com/office/drawing/2015/10/21/chartex" xmlns:cx3="http://schemas.microsoft.com/office/drawing/2016/5/9/chartex" xmlns:cx4="http://schemas.microsoft.com/office/drawing/2016/5/10/chartex" xmlns:cx5="http://schemas.microsoft.com/office/drawing/2016/5/11/chartex" xmlns:cx6="http://schemas.microsoft.com/office/drawing/2016/5/12/chartex" xmlns:cx7="http://schemas.microsoft.com/office/drawing/2016/5/13/chartex" xmlns:cx8="http://schemas.microsoft.com/office/drawing/2016/5/14/chartex" xmlns:mc="http://schemas.openxmlformats.org/markup-compatibility/2006" xmlns:aink="http://schemas.microsoft.com/office/drawing/2016/ink" xmlns:am3d="http://schemas.microsoft.com/office/drawing/2017/model3d" xmlns:o="urn:schemas-microsoft-com:office:office" xmlns:oel="http://schemas.microsoft.com/office/2019/extlst" xmlns:r="http://schemas.openxmlformats.org/officeDocument/2006/relationships" xmlns:m="http://schemas.openxmlformats.org/officeDocument/2006/math" xmlns:v="urn:schemas-microsoft-com:vml" xmlns:wp14="http://schemas.microsoft.com/office/word/2010/wordprocessingDrawing" xmlns:wp="http://schemas.openxmlformats.org/drawingml/2006/wordprocessingDrawing" xmlns:w10="urn:schemas-microsoft-com:office:word" xmlns:w="http://schemas.openxmlformats.org/wordprocessingml/2006/main" xmlns:w14="http://schemas.microsoft.com/office/word/2010/wordml" xmlns:w15="http://schemas.microsoft.com/office/word/2012/wordml" xmlns:w16cei="http://schemas.microsoft.com/office/word/2026/wordml/cei" xmlns:w16cex="http://schemas.microsoft.com/office/word/2018/wordml/cex" xmlns:w16cid="http://schemas.microsoft.com/office/word/2016/wordml/cid" xmlns:w16="http://schemas.microsoft.com/office/word/2018/wordml" xmlns:w16du="http://schemas.microsoft.com/office/word/2023/wordml/word16du" xmlns:w16sdtdh="http://schemas.microsoft.com/office/word/2020/wordml/sdtdatahash" xmlns:w16sdtfl="http://schemas.microsoft.com/office/word/2024/wordml/sdtformatlock" xmlns:w16se="http://schemas.microsoft.com/office/word/2015/wordml/symex" xmlns:wpg="http://schemas.microsoft.com/office/word/2010/wordprocessingGroup" xmlns:wpi="http://schemas.microsoft.com/office/word/2010/wordprocessingInk" xmlns:wne="http://schemas.microsoft.com/office/word/2006/wordml" xmlns:wps="http://schemas.microsoft.com/office/word/2010/wordprocessingShape" mc:Ignorable="w14 w15 w16se w16cid w16 w16cex w16sdtdh w16sdtfl w16du wp14">
+<w:document xmlns:wpc="http://schemas.microsoft.com/office/word/2010/wordprocessingCanvas" xmlns:cx="http://schemas.microsoft.com/office/drawing/2014/chartex" xmlns:cx1="http://schemas.microsoft.com/office/drawing/2015/9/8/chartex" xmlns:cx2="http://schemas.microsoft.com/office/drawing/2015/10/21/chartex" xmlns:cx3="http://schemas.microsoft.com/office/drawing/2016/5/9/chartex" xmlns:cx4="http://schemas.microsoft.com/office/drawing/2016/5/10/chartex" xmlns:cx5="http://schemas.microsoft.com/office/drawing/2016/5/11/chartex" xmlns:cx6="http://schemas.microsoft.com/office/drawing/2016/5/12/chartex" xmlns:cx7="http://schemas.microsoft.com/office/drawing/2016/5/13/chartex" xmlns:cx8="http://schemas.microsoft.com/office/drawing/2016/5/14/chartex" xmlns:mc="http://schemas.openxmlformats.org/markup-compatibility/2006" xmlns:aink="http://schemas.microsoft.com/office/drawing/2016/ink" xmlns:am3d="http://schemas.microsoft.com/office/drawing/2017/model3d" xmlns:o="urn:schemas-microsoft-com:office:office" xmlns:oel="http://schemas.microsoft.com/office/2019/extlst" xmlns:r="http://schemas.openxmlformats.org/officeDocument/2006/relationships" xmlns:m="http://schemas.openxmlformats.org/officeDocument/2006/math" xmlns:v="urn:schemas-microsoft-com:vml" xmlns:wp14="http://schemas.microsoft.com/office/word/2010/wordprocessingDrawing" xmlns:wp="http://schemas.openxmlformats.org/drawingml/2006/wordprocessingDrawing" xmlns:w10="urn:schemas-microsoft-com:office:word" xmlns:w="http://schemas.openxmlformats.org/wordprocessingml/2006/main" xmlns:w14="http://schemas.microsoft.com/office/word/2010/wordml" xmlns:w15="http://schemas.microsoft.com/office/word/2012/wordml" xmlns:w16cex="http://schemas.microsoft.com/office/word/2018/wordml/cex" xmlns:w16cid="http://schemas.microsoft.com/office/word/2016/wordml/cid" xmlns:w16="http://schemas.microsoft.com/office/word/2018/wordml" xmlns:w16du="http://schemas.microsoft.com/office/word/2023/wordml/word16du" xmlns:w16sdtdh="http://schemas.microsoft.com/office/word/2020/wordml/sdtdatahash" xmlns:w16sdtfl="http://schemas.microsoft.com/office/word/2024/wordml/sdtformatlock" xmlns:w16se="http://schemas.microsoft.com/office/word/2015/wordml/symex" xmlns:wpg="http://schemas.microsoft.com/office/word/2010/wordprocessingGroup" xmlns:wpi="http://schemas.microsoft.com/office/word/2010/wordprocessingInk" xmlns:wne="http://schemas.microsoft.com/office/word/2006/wordml" xmlns:wps="http://schemas.microsoft.com/office/word/2010/wordprocessingShape" mc:Ignorable="w14 w15 w16se w16cid w16 w16cex w16sdtdh w16sdtfl w16du wp14">
   <w:body>
     <w:p>
       <w:pPr>
         <w:pStyle w:val="Textoindependiente"/>
         <w:jc w:val="center"/>
         <w:rPr>
-          <w:sz w:val="17"/>
-          <w:szCs w:val="17"/>
+          <w:sz w:val="18"/>
+          <w:szCs w:val="18"/>
         </w:rPr>
       </w:pPr>
       <w:r>
         <w:rPr>
           <w:b/>
           <w:bCs/>
-          <w:sz w:val="17"/>
-          <w:szCs w:val="17"/>
+          <w:sz w:val="18"/>
+          <w:szCs w:val="18"/>
         </w:rPr>
         <w:t>CUENTA DE COBRO No. 001</w:t>
       </w:r>
       <w:r>
         <w:rPr>
-          <w:sz w:val="17"/>
-          <w:szCs w:val="17"/>
+          <w:sz w:val="18"/>
+          <w:szCs w:val="18"/>
         </w:rPr>
         <w:br/>
         <w:t xml:space="preserve">Fecha: </w:t>
@@ -31,38 +31,38 @@
       <w:r>
         <w:rPr>
           <w:b/>
-          <w:sz w:val="17"/>
-          <w:szCs w:val="17"/>
+          <w:sz w:val="18"/>
+          <w:szCs w:val="18"/>
         </w:rPr>
         <w:t>Día</w:t>
       </w:r>
       <w:r>
         <w:rPr>
-          <w:sz w:val="17"/>
-          <w:szCs w:val="17"/>
+          <w:sz w:val="18"/>
+          <w:szCs w:val="18"/>
         </w:rPr>
         <w:t xml:space="preserve"> de </w:t>
       </w:r>
       <w:r>
         <w:rPr>
           <w:b/>
-          <w:sz w:val="17"/>
-          <w:szCs w:val="17"/>
+          <w:sz w:val="18"/>
+          <w:szCs w:val="18"/>
         </w:rPr>
         <w:t>Mes</w:t>
       </w:r>
       <w:r>
         <w:rPr>
-          <w:sz w:val="17"/>
-          <w:szCs w:val="17"/>
+          <w:sz w:val="18"/>
+          <w:szCs w:val="18"/>
         </w:rPr>
         <w:t xml:space="preserve"> de </w:t>
       </w:r>
       <w:r>
         <w:rPr>
           <w:b/>
-          <w:sz w:val="17"/>
-          <w:szCs w:val="17"/>
+          <w:sz w:val="18"/>
+          <w:szCs w:val="18"/>
         </w:rPr>
         <w:t>Año</w:t>
       </w:r>
@@ -72,31 +72,31 @@
         <w:pStyle w:val="Textoindependiente"/>
         <w:jc w:val="center"/>
         <w:rPr>
-          <w:sz w:val="17"/>
-          <w:szCs w:val="17"/>
+          <w:sz w:val="18"/>
+          <w:szCs w:val="18"/>
         </w:rPr>
       </w:pPr>
       <w:r>
         <w:rPr>
           <w:b/>
           <w:bCs/>
-          <w:sz w:val="17"/>
-          <w:szCs w:val="17"/>
+          <w:sz w:val="18"/>
+          <w:szCs w:val="18"/>
         </w:rPr>
         <w:t>Deudor:</w:t>
       </w:r>
       <w:r>
         <w:rPr>
-          <w:sz w:val="17"/>
-          <w:szCs w:val="17"/>
+          <w:sz w:val="18"/>
+          <w:szCs w:val="18"/>
         </w:rPr>
         <w:br/>
         <w:t>PREVENTIVA SALUD S.A.S.</w:t>
       </w:r>
       <w:r>
         <w:rPr>
-          <w:sz w:val="17"/>
-          <w:szCs w:val="17"/>
+          <w:sz w:val="18"/>
+          <w:szCs w:val="18"/>
         </w:rPr>
         <w:br/>
         <w:t>NIT: 900673722</w:t>
@@ -107,71 +107,71 @@
         <w:pStyle w:val="Textoindependiente"/>
         <w:jc w:val="center"/>
         <w:rPr>
-          <w:sz w:val="17"/>
-          <w:szCs w:val="17"/>
+          <w:sz w:val="18"/>
+          <w:szCs w:val="18"/>
         </w:rPr>
       </w:pPr>
       <w:r>
         <w:rPr>
           <w:b/>
           <w:bCs/>
-          <w:sz w:val="17"/>
-          <w:szCs w:val="17"/>
+          <w:sz w:val="18"/>
+          <w:szCs w:val="18"/>
         </w:rPr>
         <w:t>Beneficiario:</w:t>
       </w:r>
       <w:r>
         <w:rPr>
-          <w:sz w:val="17"/>
-          <w:szCs w:val="17"/>
+          <w:sz w:val="18"/>
+          <w:szCs w:val="18"/>
         </w:rPr>
         <w:br/>
         <w:t>Nombre completo</w:t>
       </w:r>
       <w:r>
         <w:rPr>
-          <w:sz w:val="17"/>
-          <w:szCs w:val="17"/>
+          <w:sz w:val="18"/>
+          <w:szCs w:val="18"/>
         </w:rPr>
         <w:br/>
         <w:t>C.C. Numero de cedula</w:t>
       </w:r>
       <w:r>
         <w:rPr>
-          <w:sz w:val="17"/>
-          <w:szCs w:val="17"/>
+          <w:sz w:val="18"/>
+          <w:szCs w:val="18"/>
         </w:rPr>
         <w:br/>
         <w:t>Dirección</w:t>
       </w:r>
       <w:r>
         <w:rPr>
-          <w:sz w:val="17"/>
-          <w:szCs w:val="17"/>
+          <w:sz w:val="18"/>
+          <w:szCs w:val="18"/>
         </w:rPr>
         <w:br/>
         <w:t>Profesión</w:t>
       </w:r>
       <w:r>
         <w:rPr>
-          <w:sz w:val="17"/>
-          <w:szCs w:val="17"/>
+          <w:sz w:val="18"/>
+          <w:szCs w:val="18"/>
         </w:rPr>
         <w:br/>
         <w:t>Ciudad</w:t>
       </w:r>
       <w:r>
         <w:rPr>
-          <w:sz w:val="17"/>
-          <w:szCs w:val="17"/>
+          <w:sz w:val="18"/>
+          <w:szCs w:val="18"/>
         </w:rPr>
         <w:br/>
         <w:t>Teléfono</w:t>
       </w:r>
       <w:r>
         <w:rPr>
-          <w:sz w:val="17"/>
-          <w:szCs w:val="17"/>
+          <w:sz w:val="18"/>
+          <w:szCs w:val="18"/>
         </w:rPr>
         <w:br/>
         <w:t>Correo</w:t>
@@ -182,23 +182,34 @@
         <w:pStyle w:val="Textoindependiente"/>
         <w:jc w:val="center"/>
         <w:rPr>
-          <w:sz w:val="17"/>
-          <w:szCs w:val="17"/>
-        </w:rPr>
-      </w:pPr>
+          <w:sz w:val="18"/>
+          <w:szCs w:val="18"/>
+        </w:rPr>
+      </w:pPr>
+      <w:proofErr w:type="gramStart"/>
       <w:r>
         <w:rPr>
           <w:b/>
           <w:bCs/>
-          <w:sz w:val="17"/>
-          <w:szCs w:val="17"/>
-        </w:rPr>
-        <w:t>Valor a pagar:</w:t>
-      </w:r>
-      <w:r>
-        <w:rPr>
-          <w:sz w:val="17"/>
-          <w:szCs w:val="17"/>
+          <w:sz w:val="18"/>
+          <w:szCs w:val="18"/>
+        </w:rPr>
+        <w:t>Valor a pagar</w:t>
+      </w:r>
+      <w:proofErr w:type="gramEnd"/>
+      <w:r>
+        <w:rPr>
+          <w:b/>
+          <w:bCs/>
+          <w:sz w:val="18"/>
+          <w:szCs w:val="18"/>
+        </w:rPr>
+        <w:t>:</w:t>
+      </w:r>
+      <w:r>
+        <w:rPr>
+          <w:sz w:val="18"/>
+          <w:szCs w:val="18"/>
         </w:rPr>
         <w:br/>
         <w:t>Valor en letras y números</w:t>
@@ -209,23 +220,23 @@
         <w:pStyle w:val="Textoindependiente"/>
         <w:jc w:val="center"/>
         <w:rPr>
-          <w:sz w:val="17"/>
-          <w:szCs w:val="17"/>
+          <w:sz w:val="18"/>
+          <w:szCs w:val="18"/>
         </w:rPr>
       </w:pPr>
       <w:r>
         <w:rPr>
           <w:b/>
           <w:bCs/>
-          <w:sz w:val="17"/>
-          <w:szCs w:val="17"/>
+          <w:sz w:val="18"/>
+          <w:szCs w:val="18"/>
         </w:rPr>
         <w:t>Concepto:</w:t>
       </w:r>
       <w:r>
         <w:rPr>
-          <w:sz w:val="17"/>
-          <w:szCs w:val="17"/>
+          <w:sz w:val="18"/>
+          <w:szCs w:val="18"/>
         </w:rPr>
         <w:br/>
         <w:t xml:space="preserve">Honorarios por servicios de </w:t>
@@ -233,15 +244,15 @@
       <w:r>
         <w:rPr>
           <w:b/>
-          <w:sz w:val="17"/>
-          <w:szCs w:val="17"/>
+          <w:sz w:val="18"/>
+          <w:szCs w:val="18"/>
         </w:rPr>
         <w:t>Mes</w:t>
       </w:r>
       <w:r>
         <w:rPr>
-          <w:sz w:val="17"/>
-          <w:szCs w:val="17"/>
+          <w:sz w:val="18"/>
+          <w:szCs w:val="18"/>
         </w:rPr>
         <w:t xml:space="preserve"> 2025</w:t>
       </w:r>
@@ -251,69 +262,69 @@
         <w:pStyle w:val="Textoindependiente"/>
         <w:jc w:val="center"/>
         <w:rPr>
-          <w:sz w:val="17"/>
-          <w:szCs w:val="17"/>
+          <w:sz w:val="18"/>
+          <w:szCs w:val="18"/>
         </w:rPr>
       </w:pPr>
       <w:r>
         <w:rPr>
           <w:b/>
           <w:bCs/>
-          <w:sz w:val="17"/>
-          <w:szCs w:val="17"/>
+          <w:sz w:val="18"/>
+          <w:szCs w:val="18"/>
         </w:rPr>
         <w:t>Datos bancarios para el pago:</w:t>
       </w:r>
       <w:r>
         <w:rPr>
-          <w:sz w:val="17"/>
-          <w:szCs w:val="17"/>
+          <w:sz w:val="18"/>
+          <w:szCs w:val="18"/>
         </w:rPr>
         <w:br/>
         <w:t xml:space="preserve">Entidad: </w:t>
       </w:r>
       <w:r>
         <w:rPr>
-          <w:sz w:val="17"/>
-          <w:szCs w:val="17"/>
+          <w:sz w:val="18"/>
+          <w:szCs w:val="18"/>
         </w:rPr>
         <w:br/>
         <w:t>Tipo de cuenta: Ahorros/Corriente</w:t>
       </w:r>
       <w:r>
         <w:rPr>
-          <w:sz w:val="17"/>
-          <w:szCs w:val="17"/>
+          <w:sz w:val="18"/>
+          <w:szCs w:val="18"/>
         </w:rPr>
         <w:br/>
         <w:t xml:space="preserve">Número: </w:t>
       </w:r>
       <w:r>
         <w:rPr>
-          <w:sz w:val="17"/>
-          <w:szCs w:val="17"/>
+          <w:sz w:val="18"/>
+          <w:szCs w:val="18"/>
         </w:rPr>
         <w:t>Número</w:t>
       </w:r>
       <w:r>
         <w:rPr>
-          <w:sz w:val="17"/>
-          <w:szCs w:val="17"/>
+          <w:sz w:val="18"/>
+          <w:szCs w:val="18"/>
         </w:rPr>
         <w:t xml:space="preserve"> de cuenta</w:t>
       </w:r>
       <w:r>
         <w:rPr>
-          <w:sz w:val="17"/>
-          <w:szCs w:val="17"/>
+          <w:sz w:val="18"/>
+          <w:szCs w:val="18"/>
         </w:rPr>
         <w:br/>
         <w:t>Titular: Nombre del titular</w:t>
       </w:r>
       <w:r>
         <w:rPr>
-          <w:sz w:val="17"/>
-          <w:szCs w:val="17"/>
+          <w:sz w:val="18"/>
+          <w:szCs w:val="18"/>
         </w:rPr>
         <w:br/>
         <w:t>C.C. Numero de cedula del titular</w:t>
@@ -325,8 +336,8 @@
         <w:rPr>
           <w:rFonts w:asciiTheme="minorHAnsi" w:eastAsiaTheme="minorHAnsi" w:hAnsiTheme="minorHAnsi" w:cstheme="minorBidi"/>
           <w:kern w:val="2"/>
-          <w:sz w:val="17"/>
-          <w:szCs w:val="17"/>
+          <w:sz w:val="18"/>
+          <w:szCs w:val="18"/>
           <w:lang w:eastAsia="en-US"/>
           <w14:ligatures w14:val="standardContextual"/>
         </w:rPr>
@@ -335,8 +346,8 @@
         <w:rPr>
           <w:rFonts w:asciiTheme="minorHAnsi" w:eastAsiaTheme="minorHAnsi" w:hAnsiTheme="minorHAnsi" w:cstheme="minorBidi"/>
           <w:kern w:val="2"/>
-          <w:sz w:val="17"/>
-          <w:szCs w:val="17"/>
+          <w:sz w:val="18"/>
+          <w:szCs w:val="18"/>
           <w:lang w:eastAsia="en-US"/>
           <w14:ligatures w14:val="standardContextual"/>
         </w:rPr>
@@ -347,8 +358,8 @@
           <w:rFonts w:asciiTheme="minorHAnsi" w:eastAsiaTheme="minorHAnsi" w:hAnsiTheme="minorHAnsi" w:cstheme="minorBidi"/>
           <w:bCs/>
           <w:kern w:val="2"/>
-          <w:sz w:val="17"/>
-          <w:szCs w:val="17"/>
+          <w:sz w:val="18"/>
+          <w:szCs w:val="18"/>
           <w:lang w:eastAsia="en-US"/>
           <w14:ligatures w14:val="standardContextual"/>
         </w:rPr>
@@ -358,8 +369,8 @@
         <w:rPr>
           <w:rFonts w:asciiTheme="minorHAnsi" w:eastAsiaTheme="minorHAnsi" w:hAnsiTheme="minorHAnsi" w:cstheme="minorBidi"/>
           <w:kern w:val="2"/>
-          <w:sz w:val="17"/>
-          <w:szCs w:val="17"/>
+          <w:sz w:val="18"/>
+          <w:szCs w:val="18"/>
           <w:lang w:eastAsia="en-US"/>
           <w14:ligatures w14:val="standardContextual"/>
         </w:rPr>
@@ -370,8 +381,8 @@
           <w:rFonts w:asciiTheme="minorHAnsi" w:eastAsiaTheme="minorHAnsi" w:hAnsiTheme="minorHAnsi" w:cstheme="minorBidi"/>
           <w:bCs/>
           <w:kern w:val="2"/>
-          <w:sz w:val="17"/>
-          <w:szCs w:val="17"/>
+          <w:sz w:val="18"/>
+          <w:szCs w:val="18"/>
           <w:lang w:eastAsia="en-US"/>
           <w14:ligatures w14:val="standardContextual"/>
         </w:rPr>
@@ -381,8 +392,8 @@
         <w:rPr>
           <w:rFonts w:asciiTheme="minorHAnsi" w:eastAsiaTheme="minorHAnsi" w:hAnsiTheme="minorHAnsi" w:cstheme="minorBidi"/>
           <w:kern w:val="2"/>
-          <w:sz w:val="17"/>
-          <w:szCs w:val="17"/>
+          <w:sz w:val="18"/>
+          <w:szCs w:val="18"/>
           <w:lang w:eastAsia="en-US"/>
           <w14:ligatures w14:val="standardContextual"/>
         </w:rPr>
@@ -396,8 +407,8 @@
           <w:rFonts w:asciiTheme="minorHAnsi" w:eastAsiaTheme="minorHAnsi" w:hAnsiTheme="minorHAnsi" w:cstheme="minorBidi"/>
           <w:b/>
           <w:kern w:val="2"/>
-          <w:sz w:val="17"/>
-          <w:szCs w:val="17"/>
+          <w:sz w:val="18"/>
+          <w:szCs w:val="18"/>
           <w:lang w:eastAsia="en-US"/>
           <w14:ligatures w14:val="standardContextual"/>
         </w:rPr>
@@ -408,8 +419,8 @@
           <w:b/>
           <w:bCs/>
           <w:kern w:val="2"/>
-          <w:sz w:val="17"/>
-          <w:szCs w:val="17"/>
+          <w:sz w:val="18"/>
+          <w:szCs w:val="18"/>
           <w:lang w:eastAsia="en-US"/>
           <w14:ligatures w14:val="standardContextual"/>
         </w:rPr>
@@ -422,8 +433,8 @@
         <w:rPr>
           <w:rFonts w:asciiTheme="minorHAnsi" w:eastAsiaTheme="minorHAnsi" w:hAnsiTheme="minorHAnsi" w:cstheme="minorBidi"/>
           <w:kern w:val="2"/>
-          <w:sz w:val="17"/>
-          <w:szCs w:val="17"/>
+          <w:sz w:val="18"/>
+          <w:szCs w:val="18"/>
           <w:lang w:eastAsia="en-US"/>
           <w14:ligatures w14:val="standardContextual"/>
         </w:rPr>
@@ -432,8 +443,8 @@
         <w:rPr>
           <w:rFonts w:asciiTheme="minorHAnsi" w:eastAsiaTheme="minorHAnsi" w:hAnsiTheme="minorHAnsi" w:cstheme="minorBidi"/>
           <w:kern w:val="2"/>
-          <w:sz w:val="17"/>
-          <w:szCs w:val="17"/>
+          <w:sz w:val="18"/>
+          <w:szCs w:val="18"/>
           <w:lang w:eastAsia="en-US"/>
           <w14:ligatures w14:val="standardContextual"/>
         </w:rPr>
@@ -450,8 +461,8 @@
         <w:rPr>
           <w:rFonts w:asciiTheme="minorHAnsi" w:eastAsiaTheme="minorHAnsi" w:hAnsiTheme="minorHAnsi" w:cstheme="minorBidi"/>
           <w:kern w:val="2"/>
-          <w:sz w:val="17"/>
-          <w:szCs w:val="17"/>
+          <w:sz w:val="18"/>
+          <w:szCs w:val="18"/>
           <w:lang w:eastAsia="en-US"/>
           <w14:ligatures w14:val="standardContextual"/>
         </w:rPr>
@@ -460,8 +471,8 @@
         <w:rPr>
           <w:rFonts w:asciiTheme="minorHAnsi" w:eastAsiaTheme="minorHAnsi" w:hAnsiTheme="minorHAnsi" w:cstheme="minorBidi"/>
           <w:kern w:val="2"/>
-          <w:sz w:val="17"/>
-          <w:szCs w:val="17"/>
+          <w:sz w:val="18"/>
+          <w:szCs w:val="18"/>
           <w:lang w:eastAsia="en-US"/>
           <w14:ligatures w14:val="standardContextual"/>
         </w:rPr>
@@ -478,8 +489,8 @@
         <w:rPr>
           <w:rFonts w:asciiTheme="minorHAnsi" w:eastAsiaTheme="minorHAnsi" w:hAnsiTheme="minorHAnsi" w:cstheme="minorBidi"/>
           <w:kern w:val="2"/>
-          <w:sz w:val="17"/>
-          <w:szCs w:val="17"/>
+          <w:sz w:val="18"/>
+          <w:szCs w:val="18"/>
           <w:lang w:eastAsia="en-US"/>
           <w14:ligatures w14:val="standardContextual"/>
         </w:rPr>
@@ -488,8 +499,8 @@
         <w:rPr>
           <w:rFonts w:asciiTheme="minorHAnsi" w:eastAsiaTheme="minorHAnsi" w:hAnsiTheme="minorHAnsi" w:cstheme="minorBidi"/>
           <w:kern w:val="2"/>
-          <w:sz w:val="17"/>
-          <w:szCs w:val="17"/>
+          <w:sz w:val="18"/>
+          <w:szCs w:val="18"/>
           <w:lang w:eastAsia="en-US"/>
           <w14:ligatures w14:val="standardContextual"/>
         </w:rPr>
@@ -506,8 +517,8 @@
         <w:rPr>
           <w:rFonts w:asciiTheme="minorHAnsi" w:eastAsiaTheme="minorHAnsi" w:hAnsiTheme="minorHAnsi" w:cstheme="minorBidi"/>
           <w:kern w:val="2"/>
-          <w:sz w:val="17"/>
-          <w:szCs w:val="17"/>
+          <w:sz w:val="18"/>
+          <w:szCs w:val="18"/>
           <w:lang w:eastAsia="en-US"/>
           <w14:ligatures w14:val="standardContextual"/>
         </w:rPr>
@@ -516,8 +527,8 @@
         <w:rPr>
           <w:rFonts w:asciiTheme="minorHAnsi" w:eastAsiaTheme="minorHAnsi" w:hAnsiTheme="minorHAnsi" w:cstheme="minorBidi"/>
           <w:kern w:val="2"/>
-          <w:sz w:val="17"/>
-          <w:szCs w:val="17"/>
+          <w:sz w:val="18"/>
+          <w:szCs w:val="18"/>
           <w:lang w:eastAsia="en-US"/>
           <w14:ligatures w14:val="standardContextual"/>
         </w:rPr>
@@ -528,74 +539,56 @@
       <w:pPr>
         <w:pStyle w:val="Textoindependiente"/>
         <w:rPr>
-          <w:sz w:val="17"/>
-          <w:szCs w:val="17"/>
-        </w:rPr>
-      </w:pPr>
+          <w:sz w:val="18"/>
+          <w:szCs w:val="18"/>
+        </w:rPr>
+      </w:pPr>
+      <w:r>
+        <w:rPr>
+          <w:sz w:val="18"/>
+          <w:szCs w:val="18"/>
+        </w:rPr>
+        <w:t>Atentamente,</w:t>
+      </w:r>
     </w:p>
     <w:p>
       <w:pPr>
         <w:pStyle w:val="Textoindependiente"/>
         <w:rPr>
-          <w:sz w:val="17"/>
-          <w:szCs w:val="17"/>
-        </w:rPr>
-      </w:pPr>
-      <w:r>
-        <w:rPr>
-          <w:sz w:val="17"/>
-          <w:szCs w:val="17"/>
-        </w:rPr>
-        <w:t>Atentamente,</w:t>
+          <w:sz w:val="18"/>
+          <w:szCs w:val="18"/>
+        </w:rPr>
+      </w:pPr>
+      <w:r>
+        <w:rPr>
+          <w:sz w:val="18"/>
+          <w:szCs w:val="18"/>
+        </w:rPr>
+        <w:t>__________________</w:t>
       </w:r>
     </w:p>
     <w:p>
       <w:pPr>
         <w:pStyle w:val="Textoindependiente"/>
         <w:rPr>
-          <w:sz w:val="17"/>
-          <w:szCs w:val="17"/>
-        </w:rPr>
-      </w:pPr>
-    </w:p>
-    <w:p>
-      <w:pPr>
-        <w:pStyle w:val="Textoindependiente"/>
-        <w:rPr>
-          <w:sz w:val="17"/>
-          <w:szCs w:val="17"/>
-        </w:rPr>
-      </w:pPr>
-      <w:r>
-        <w:rPr>
-          <w:sz w:val="17"/>
-          <w:szCs w:val="17"/>
-        </w:rPr>
-        <w:t>__________________</w:t>
-      </w:r>
-    </w:p>
-    <w:p>
-      <w:pPr>
-        <w:pStyle w:val="Textoindependiente"/>
-        <w:rPr>
           <w:b/>
-          <w:sz w:val="17"/>
-          <w:szCs w:val="17"/>
+          <w:sz w:val="18"/>
+          <w:szCs w:val="18"/>
         </w:rPr>
       </w:pPr>
       <w:r>
         <w:rPr>
           <w:b/>
-          <w:sz w:val="17"/>
-          <w:szCs w:val="17"/>
+          <w:sz w:val="18"/>
+          <w:szCs w:val="18"/>
         </w:rPr>
         <w:t>Nombre completo</w:t>
       </w:r>
       <w:r>
         <w:rPr>
           <w:b/>
-          <w:sz w:val="17"/>
-          <w:szCs w:val="17"/>
+          <w:sz w:val="18"/>
+          <w:szCs w:val="18"/>
         </w:rPr>
         <w:br/>
         <w:t>C.C. Número de cedula</w:t>
@@ -603,8 +596,8 @@
       <w:r>
         <w:rPr>
           <w:b/>
-          <w:sz w:val="17"/>
-          <w:szCs w:val="17"/>
+          <w:sz w:val="18"/>
+          <w:szCs w:val="18"/>
         </w:rPr>
         <w:br/>
       </w:r>
@@ -622,7 +615,7 @@
 </file>
 
 <file path=word/endnotes.xml><?xml version="1.0" encoding="utf-8"?>
-<w:endnotes xmlns:wpc="http://schemas.microsoft.com/office/word/2010/wordprocessingCanvas" xmlns:cx="http://schemas.microsoft.com/office/drawing/2014/chartex" xmlns:cx1="http://schemas.microsoft.com/office/drawing/2015/9/8/chartex" xmlns:cx2="http://schemas.microsoft.com/office/drawing/2015/10/21/chartex" xmlns:cx3="http://schemas.microsoft.com/office/drawing/2016/5/9/chartex" xmlns:cx4="http://schemas.microsoft.com/office/drawing/2016/5/10/chartex" xmlns:cx5="http://schemas.microsoft.com/office/drawing/2016/5/11/chartex" xmlns:cx6="http://schemas.microsoft.com/office/drawing/2016/5/12/chartex" xmlns:cx7="http://schemas.microsoft.com/office/drawing/2016/5/13/chartex" xmlns:cx8="http://schemas.microsoft.com/office/drawing/2016/5/14/chartex" xmlns:mc="http://schemas.openxmlformats.org/markup-compatibility/2006" xmlns:aink="http://schemas.microsoft.com/office/drawing/2016/ink" xmlns:am3d="http://schemas.microsoft.com/office/drawing/2017/model3d" xmlns:o="urn:schemas-microsoft-com:office:office" xmlns:oel="http://schemas.microsoft.com/office/2019/extlst" xmlns:r="http://schemas.openxmlformats.org/officeDocument/2006/relationships" xmlns:m="http://schemas.openxmlformats.org/officeDocument/2006/math" xmlns:v="urn:schemas-microsoft-com:vml" xmlns:wp14="http://schemas.microsoft.com/office/word/2010/wordprocessingDrawing" xmlns:wp="http://schemas.openxmlformats.org/drawingml/2006/wordprocessingDrawing" xmlns:w10="urn:schemas-microsoft-com:office:word" xmlns:w="http://schemas.openxmlformats.org/wordprocessingml/2006/main" xmlns:w14="http://schemas.microsoft.com/office/word/2010/wordml" xmlns:w15="http://schemas.microsoft.com/office/word/2012/wordml" xmlns:w16cei="http://schemas.microsoft.com/office/word/2026/wordml/cei" xmlns:w16cex="http://schemas.microsoft.com/office/word/2018/wordml/cex" xmlns:w16cid="http://schemas.microsoft.com/office/word/2016/wordml/cid" xmlns:w16="http://schemas.microsoft.com/office/word/2018/wordml" xmlns:w16du="http://schemas.microsoft.com/office/word/2023/wordml/word16du" xmlns:w16sdtdh="http://schemas.microsoft.com/office/word/2020/wordml/sdtdatahash" xmlns:w16sdtfl="http://schemas.microsoft.com/office/word/2024/wordml/sdtformatlock" xmlns:w16se="http://schemas.microsoft.com/office/word/2015/wordml/symex" xmlns:wpg="http://schemas.microsoft.com/office/word/2010/wordprocessingGroup" xmlns:wpi="http://schemas.microsoft.com/office/word/2010/wordprocessingInk" xmlns:wne="http://schemas.microsoft.com/office/word/2006/wordml" xmlns:wps="http://schemas.microsoft.com/office/word/2010/wordprocessingShape" mc:Ignorable="w14 w15 w16se w16cid w16 w16cex w16sdtdh w16sdtfl w16du wp14">
+<w:endnotes xmlns:wpc="http://schemas.microsoft.com/office/word/2010/wordprocessingCanvas" xmlns:cx="http://schemas.microsoft.com/office/drawing/2014/chartex" xmlns:cx1="http://schemas.microsoft.com/office/drawing/2015/9/8/chartex" xmlns:cx2="http://schemas.microsoft.com/office/drawing/2015/10/21/chartex" xmlns:cx3="http://schemas.microsoft.com/office/drawing/2016/5/9/chartex" xmlns:cx4="http://schemas.microsoft.com/office/drawing/2016/5/10/chartex" xmlns:cx5="http://schemas.microsoft.com/office/drawing/2016/5/11/chartex" xmlns:cx6="http://schemas.microsoft.com/office/drawing/2016/5/12/chartex" xmlns:cx7="http://schemas.microsoft.com/office/drawing/2016/5/13/chartex" xmlns:cx8="http://schemas.microsoft.com/office/drawing/2016/5/14/chartex" xmlns:mc="http://schemas.openxmlformats.org/markup-compatibility/2006" xmlns:aink="http://schemas.microsoft.com/office/drawing/2016/ink" xmlns:am3d="http://schemas.microsoft.com/office/drawing/2017/model3d" xmlns:o="urn:schemas-microsoft-com:office:office" xmlns:oel="http://schemas.microsoft.com/office/2019/extlst" xmlns:r="http://schemas.openxmlformats.org/officeDocument/2006/relationships" xmlns:m="http://schemas.openxmlformats.org/officeDocument/2006/math" xmlns:v="urn:schemas-microsoft-com:vml" xmlns:wp14="http://schemas.microsoft.com/office/word/2010/wordprocessingDrawing" xmlns:wp="http://schemas.openxmlformats.org/drawingml/2006/wordprocessingDrawing" xmlns:w10="urn:schemas-microsoft-com:office:word" xmlns:w="http://schemas.openxmlformats.org/wordprocessingml/2006/main" xmlns:w14="http://schemas.microsoft.com/office/word/2010/wordml" xmlns:w15="http://schemas.microsoft.com/office/word/2012/wordml" xmlns:w16cex="http://schemas.microsoft.com/office/word/2018/wordml/cex" xmlns:w16cid="http://schemas.microsoft.com/office/word/2016/wordml/cid" xmlns:w16="http://schemas.microsoft.com/office/word/2018/wordml" xmlns:w16du="http://schemas.microsoft.com/office/word/2023/wordml/word16du" xmlns:w16sdtdh="http://schemas.microsoft.com/office/word/2020/wordml/sdtdatahash" xmlns:w16sdtfl="http://schemas.microsoft.com/office/word/2024/wordml/sdtformatlock" xmlns:w16se="http://schemas.microsoft.com/office/word/2015/wordml/symex" xmlns:wpg="http://schemas.microsoft.com/office/word/2010/wordprocessingGroup" xmlns:wpi="http://schemas.microsoft.com/office/word/2010/wordprocessingInk" xmlns:wne="http://schemas.microsoft.com/office/word/2006/wordml" xmlns:wps="http://schemas.microsoft.com/office/word/2010/wordprocessingShape" mc:Ignorable="w14 w15 w16se w16cid w16 w16cex w16sdtdh w16sdtfl w16du wp14">
   <w:endnote w:type="separator" w:id="-1">
     <w:p>
       <w:pPr>
@@ -647,7 +640,7 @@
 </file>
 
 <file path=word/footer1.xml><?xml version="1.0" encoding="utf-8"?>
-<w:ftr xmlns:wpc="http://schemas.microsoft.com/office/word/2010/wordprocessingCanvas" xmlns:cx="http://schemas.microsoft.com/office/drawing/2014/chartex" xmlns:cx1="http://schemas.microsoft.com/office/drawing/2015/9/8/chartex" xmlns:cx2="http://schemas.microsoft.com/office/drawing/2015/10/21/chartex" xmlns:cx3="http://schemas.microsoft.com/office/drawing/2016/5/9/chartex" xmlns:cx4="http://schemas.microsoft.com/office/drawing/2016/5/10/chartex" xmlns:cx5="http://schemas.microsoft.com/office/drawing/2016/5/11/chartex" xmlns:cx6="http://schemas.microsoft.com/office/drawing/2016/5/12/chartex" xmlns:cx7="http://schemas.microsoft.com/office/drawing/2016/5/13/chartex" xmlns:cx8="http://schemas.microsoft.com/office/drawing/2016/5/14/chartex" xmlns:mc="http://schemas.openxmlformats.org/markup-compatibility/2006" xmlns:aink="http://schemas.microsoft.com/office/drawing/2016/ink" xmlns:am3d="http://schemas.microsoft.com/office/drawing/2017/model3d" xmlns:o="urn:schemas-microsoft-com:office:office" xmlns:oel="http://schemas.microsoft.com/office/2019/extlst" xmlns:r="http://schemas.openxmlformats.org/officeDocument/2006/relationships" xmlns:m="http://schemas.openxmlformats.org/officeDocument/2006/math" xmlns:v="urn:schemas-microsoft-com:vml" xmlns:wp14="http://schemas.microsoft.com/office/word/2010/wordprocessingDrawing" xmlns:wp="http://schemas.openxmlformats.org/drawingml/2006/wordprocessingDrawing" xmlns:w10="urn:schemas-microsoft-com:office:word" xmlns:w="http://schemas.openxmlformats.org/wordprocessingml/2006/main" xmlns:w14="http://schemas.microsoft.com/office/word/2010/wordml" xmlns:w15="http://schemas.microsoft.com/office/word/2012/wordml" xmlns:w16cei="http://schemas.microsoft.com/office/word/2026/wordml/cei" xmlns:w16cex="http://schemas.microsoft.com/office/word/2018/wordml/cex" xmlns:w16cid="http://schemas.microsoft.com/office/word/2016/wordml/cid" xmlns:w16="http://schemas.microsoft.com/office/word/2018/wordml" xmlns:w16du="http://schemas.microsoft.com/office/word/2023/wordml/word16du" xmlns:w16sdtdh="http://schemas.microsoft.com/office/word/2020/wordml/sdtdatahash" xmlns:w16sdtfl="http://schemas.microsoft.com/office/word/2024/wordml/sdtformatlock" xmlns:w16se="http://schemas.microsoft.com/office/word/2015/wordml/symex" xmlns:wpg="http://schemas.microsoft.com/office/word/2010/wordprocessingGroup" xmlns:wpi="http://schemas.microsoft.com/office/word/2010/wordprocessingInk" xmlns:wne="http://schemas.microsoft.com/office/word/2006/wordml" xmlns:wps="http://schemas.microsoft.com/office/word/2010/wordprocessingShape" mc:Ignorable="w14 w15 w16se w16cid w16 w16cex w16sdtdh w16sdtfl w16du wp14">
+<w:ftr xmlns:wpc="http://schemas.microsoft.com/office/word/2010/wordprocessingCanvas" xmlns:cx="http://schemas.microsoft.com/office/drawing/2014/chartex" xmlns:cx1="http://schemas.microsoft.com/office/drawing/2015/9/8/chartex" xmlns:cx2="http://schemas.microsoft.com/office/drawing/2015/10/21/chartex" xmlns:cx3="http://schemas.microsoft.com/office/drawing/2016/5/9/chartex" xmlns:cx4="http://schemas.microsoft.com/office/drawing/2016/5/10/chartex" xmlns:cx5="http://schemas.microsoft.com/office/drawing/2016/5/11/chartex" xmlns:cx6="http://schemas.microsoft.com/office/drawing/2016/5/12/chartex" xmlns:cx7="http://schemas.microsoft.com/office/drawing/2016/5/13/chartex" xmlns:cx8="http://schemas.microsoft.com/office/drawing/2016/5/14/chartex" xmlns:mc="http://schemas.openxmlformats.org/markup-compatibility/2006" xmlns:aink="http://schemas.microsoft.com/office/drawing/2016/ink" xmlns:am3d="http://schemas.microsoft.com/office/drawing/2017/model3d" xmlns:o="urn:schemas-microsoft-com:office:office" xmlns:oel="http://schemas.microsoft.com/office/2019/extlst" xmlns:r="http://schemas.openxmlformats.org/officeDocument/2006/relationships" xmlns:m="http://schemas.openxmlformats.org/officeDocument/2006/math" xmlns:v="urn:schemas-microsoft-com:vml" xmlns:wp14="http://schemas.microsoft.com/office/word/2010/wordprocessingDrawing" xmlns:wp="http://schemas.openxmlformats.org/drawingml/2006/wordprocessingDrawing" xmlns:w10="urn:schemas-microsoft-com:office:word" xmlns:w="http://schemas.openxmlformats.org/wordprocessingml/2006/main" xmlns:w14="http://schemas.microsoft.com/office/word/2010/wordml" xmlns:w15="http://schemas.microsoft.com/office/word/2012/wordml" xmlns:w16cex="http://schemas.microsoft.com/office/word/2018/wordml/cex" xmlns:w16cid="http://schemas.microsoft.com/office/word/2016/wordml/cid" xmlns:w16="http://schemas.microsoft.com/office/word/2018/wordml" xmlns:w16du="http://schemas.microsoft.com/office/word/2023/wordml/word16du" xmlns:w16sdtdh="http://schemas.microsoft.com/office/word/2020/wordml/sdtdatahash" xmlns:w16sdtfl="http://schemas.microsoft.com/office/word/2024/wordml/sdtformatlock" xmlns:w16se="http://schemas.microsoft.com/office/word/2015/wordml/symex" xmlns:wpg="http://schemas.microsoft.com/office/word/2010/wordprocessingGroup" xmlns:wpi="http://schemas.microsoft.com/office/word/2010/wordprocessingInk" xmlns:wne="http://schemas.microsoft.com/office/word/2006/wordml" xmlns:wps="http://schemas.microsoft.com/office/word/2010/wordprocessingShape" mc:Ignorable="w14 w15 w16se w16cid w16 w16cex w16sdtdh w16sdtfl w16du wp14">
   <w:p>
     <w:pPr>
       <w:pStyle w:val="Piedepgina"/>
@@ -673,7 +666,7 @@
 </file>
 
 <file path=word/footnotes.xml><?xml version="1.0" encoding="utf-8"?>
-<w:footnotes xmlns:wpc="http://schemas.microsoft.com/office/word/2010/wordprocessingCanvas" xmlns:cx="http://schemas.microsoft.com/office/drawing/2014/chartex" xmlns:cx1="http://schemas.microsoft.com/office/drawing/2015/9/8/chartex" xmlns:cx2="http://schemas.microsoft.com/office/drawing/2015/10/21/chartex" xmlns:cx3="http://schemas.microsoft.com/office/drawing/2016/5/9/chartex" xmlns:cx4="http://schemas.microsoft.com/office/drawing/2016/5/10/chartex" xmlns:cx5="http://schemas.microsoft.com/office/drawing/2016/5/11/chartex" xmlns:cx6="http://schemas.microsoft.com/office/drawing/2016/5/12/chartex" xmlns:cx7="http://schemas.microsoft.com/office/drawing/2016/5/13/chartex" xmlns:cx8="http://schemas.microsoft.com/office/drawing/2016/5/14/chartex" xmlns:mc="http://schemas.openxmlformats.org/markup-compatibility/2006" xmlns:aink="http://schemas.microsoft.com/office/drawing/2016/ink" xmlns:am3d="http://schemas.microsoft.com/office/drawing/2017/model3d" xmlns:o="urn:schemas-microsoft-com:office:office" xmlns:oel="http://schemas.microsoft.com/office/2019/extlst" xmlns:r="http://schemas.openxmlformats.org/officeDocument/2006/relationships" xmlns:m="http://schemas.openxmlformats.org/officeDocument/2006/math" xmlns:v="urn:schemas-microsoft-com:vml" xmlns:wp14="http://schemas.microsoft.com/office/word/2010/wordprocessingDrawing" xmlns:wp="http://schemas.openxmlformats.org/drawingml/2006/wordprocessingDrawing" xmlns:w10="urn:schemas-microsoft-com:office:word" xmlns:w="http://schemas.openxmlformats.org/wordprocessingml/2006/main" xmlns:w14="http://schemas.microsoft.com/office/word/2010/wordml" xmlns:w15="http://schemas.microsoft.com/office/word/2012/wordml" xmlns:w16cei="http://schemas.microsoft.com/office/word/2026/wordml/cei" xmlns:w16cex="http://schemas.microsoft.com/office/word/2018/wordml/cex" xmlns:w16cid="http://schemas.microsoft.com/office/word/2016/wordml/cid" xmlns:w16="http://schemas.microsoft.com/office/word/2018/wordml" xmlns:w16du="http://schemas.microsoft.com/office/word/2023/wordml/word16du" xmlns:w16sdtdh="http://schemas.microsoft.com/office/word/2020/wordml/sdtdatahash" xmlns:w16sdtfl="http://schemas.microsoft.com/office/word/2024/wordml/sdtformatlock" xmlns:w16se="http://schemas.microsoft.com/office/word/2015/wordml/symex" xmlns:wpg="http://schemas.microsoft.com/office/word/2010/wordprocessingGroup" xmlns:wpi="http://schemas.microsoft.com/office/word/2010/wordprocessingInk" xmlns:wne="http://schemas.microsoft.com/office/word/2006/wordml" xmlns:wps="http://schemas.microsoft.com/office/word/2010/wordprocessingShape" mc:Ignorable="w14 w15 w16se w16cid w16 w16cex w16sdtdh w16sdtfl w16du wp14">
+<w:footnotes xmlns:wpc="http://schemas.microsoft.com/office/word/2010/wordprocessingCanvas" xmlns:cx="http://schemas.microsoft.com/office/drawing/2014/chartex" xmlns:cx1="http://schemas.microsoft.com/office/drawing/2015/9/8/chartex" xmlns:cx2="http://schemas.microsoft.com/office/drawing/2015/10/21/chartex" xmlns:cx3="http://schemas.microsoft.com/office/drawing/2016/5/9/chartex" xmlns:cx4="http://schemas.microsoft.com/office/drawing/2016/5/10/chartex" xmlns:cx5="http://schemas.microsoft.com/office/drawing/2016/5/11/chartex" xmlns:cx6="http://schemas.microsoft.com/office/drawing/2016/5/12/chartex" xmlns:cx7="http://schemas.microsoft.com/office/drawing/2016/5/13/chartex" xmlns:cx8="http://schemas.microsoft.com/office/drawing/2016/5/14/chartex" xmlns:mc="http://schemas.openxmlformats.org/markup-compatibility/2006" xmlns:aink="http://schemas.microsoft.com/office/drawing/2016/ink" xmlns:am3d="http://schemas.microsoft.com/office/drawing/2017/model3d" xmlns:o="urn:schemas-microsoft-com:office:office" xmlns:oel="http://schemas.microsoft.com/office/2019/extlst" xmlns:r="http://schemas.openxmlformats.org/officeDocument/2006/relationships" xmlns:m="http://schemas.openxmlformats.org/officeDocument/2006/math" xmlns:v="urn:schemas-microsoft-com:vml" xmlns:wp14="http://schemas.microsoft.com/office/word/2010/wordprocessingDrawing" xmlns:wp="http://schemas.openxmlformats.org/drawingml/2006/wordprocessingDrawing" xmlns:w10="urn:schemas-microsoft-com:office:word" xmlns:w="http://schemas.openxmlformats.org/wordprocessingml/2006/main" xmlns:w14="http://schemas.microsoft.com/office/word/2010/wordml" xmlns:w15="http://schemas.microsoft.com/office/word/2012/wordml" xmlns:w16cex="http://schemas.microsoft.com/office/word/2018/wordml/cex" xmlns:w16cid="http://schemas.microsoft.com/office/word/2016/wordml/cid" xmlns:w16="http://schemas.microsoft.com/office/word/2018/wordml" xmlns:w16du="http://schemas.microsoft.com/office/word/2023/wordml/word16du" xmlns:w16sdtdh="http://schemas.microsoft.com/office/word/2020/wordml/sdtdatahash" xmlns:w16sdtfl="http://schemas.microsoft.com/office/word/2024/wordml/sdtformatlock" xmlns:w16se="http://schemas.microsoft.com/office/word/2015/wordml/symex" xmlns:wpg="http://schemas.microsoft.com/office/word/2010/wordprocessingGroup" xmlns:wpi="http://schemas.microsoft.com/office/word/2010/wordprocessingInk" xmlns:wne="http://schemas.microsoft.com/office/word/2006/wordml" xmlns:wps="http://schemas.microsoft.com/office/word/2010/wordprocessingShape" mc:Ignorable="w14 w15 w16se w16cid w16 w16cex w16sdtdh w16sdtfl w16du wp14">
   <w:footnote w:type="separator" w:id="-1">
     <w:p>
       <w:pPr>
@@ -698,7 +691,7 @@
 </file>
 
 <file path=word/header1.xml><?xml version="1.0" encoding="utf-8"?>
-<w:hdr xmlns:wpc="http://schemas.microsoft.com/office/word/2010/wordprocessingCanvas" xmlns:cx="http://schemas.microsoft.com/office/drawing/2014/chartex" xmlns:cx1="http://schemas.microsoft.com/office/drawing/2015/9/8/chartex" xmlns:cx2="http://schemas.microsoft.com/office/drawing/2015/10/21/chartex" xmlns:cx3="http://schemas.microsoft.com/office/drawing/2016/5/9/chartex" xmlns:cx4="http://schemas.microsoft.com/office/drawing/2016/5/10/chartex" xmlns:cx5="http://schemas.microsoft.com/office/drawing/2016/5/11/chartex" xmlns:cx6="http://schemas.microsoft.com/office/drawing/2016/5/12/chartex" xmlns:cx7="http://schemas.microsoft.com/office/drawing/2016/5/13/chartex" xmlns:cx8="http://schemas.microsoft.com/office/drawing/2016/5/14/chartex" xmlns:mc="http://schemas.openxmlformats.org/markup-compatibility/2006" xmlns:aink="http://schemas.microsoft.com/office/drawing/2016/ink" xmlns:am3d="http://schemas.microsoft.com/office/drawing/2017/model3d" xmlns:o="urn:schemas-microsoft-com:office:office" xmlns:oel="http://schemas.microsoft.com/office/2019/extlst" xmlns:r="http://schemas.openxmlformats.org/officeDocument/2006/relationships" xmlns:m="http://schemas.openxmlformats.org/officeDocument/2006/math" xmlns:v="urn:schemas-microsoft-com:vml" xmlns:wp14="http://schemas.microsoft.com/office/word/2010/wordprocessingDrawing" xmlns:wp="http://schemas.openxmlformats.org/drawingml/2006/wordprocessingDrawing" xmlns:w10="urn:schemas-microsoft-com:office:word" xmlns:w="http://schemas.openxmlformats.org/wordprocessingml/2006/main" xmlns:w14="http://schemas.microsoft.com/office/word/2010/wordml" xmlns:w15="http://schemas.microsoft.com/office/word/2012/wordml" xmlns:w16cei="http://schemas.microsoft.com/office/word/2026/wordml/cei" xmlns:w16cex="http://schemas.microsoft.com/office/word/2018/wordml/cex" xmlns:w16cid="http://schemas.microsoft.com/office/word/2016/wordml/cid" xmlns:w16="http://schemas.microsoft.com/office/word/2018/wordml" xmlns:w16du="http://schemas.microsoft.com/office/word/2023/wordml/word16du" xmlns:w16sdtdh="http://schemas.microsoft.com/office/word/2020/wordml/sdtdatahash" xmlns:w16sdtfl="http://schemas.microsoft.com/office/word/2024/wordml/sdtformatlock" xmlns:w16se="http://schemas.microsoft.com/office/word/2015/wordml/symex" xmlns:wpg="http://schemas.microsoft.com/office/word/2010/wordprocessingGroup" xmlns:wpi="http://schemas.microsoft.com/office/word/2010/wordprocessingInk" xmlns:wne="http://schemas.microsoft.com/office/word/2006/wordml" xmlns:wps="http://schemas.microsoft.com/office/word/2010/wordprocessingShape" mc:Ignorable="w14 w15 w16se w16cid w16 w16cex w16sdtdh w16sdtfl w16du wp14">
+<w:hdr xmlns:wpc="http://schemas.microsoft.com/office/word/2010/wordprocessingCanvas" xmlns:cx="http://schemas.microsoft.com/office/drawing/2014/chartex" xmlns:cx1="http://schemas.microsoft.com/office/drawing/2015/9/8/chartex" xmlns:cx2="http://schemas.microsoft.com/office/drawing/2015/10/21/chartex" xmlns:cx3="http://schemas.microsoft.com/office/drawing/2016/5/9/chartex" xmlns:cx4="http://schemas.microsoft.com/office/drawing/2016/5/10/chartex" xmlns:cx5="http://schemas.microsoft.com/office/drawing/2016/5/11/chartex" xmlns:cx6="http://schemas.microsoft.com/office/drawing/2016/5/12/chartex" xmlns:cx7="http://schemas.microsoft.com/office/drawing/2016/5/13/chartex" xmlns:cx8="http://schemas.microsoft.com/office/drawing/2016/5/14/chartex" xmlns:mc="http://schemas.openxmlformats.org/markup-compatibility/2006" xmlns:aink="http://schemas.microsoft.com/office/drawing/2016/ink" xmlns:am3d="http://schemas.microsoft.com/office/drawing/2017/model3d" xmlns:o="urn:schemas-microsoft-com:office:office" xmlns:oel="http://schemas.microsoft.com/office/2019/extlst" xmlns:r="http://schemas.openxmlformats.org/officeDocument/2006/relationships" xmlns:m="http://schemas.openxmlformats.org/officeDocument/2006/math" xmlns:v="urn:schemas-microsoft-com:vml" xmlns:wp14="http://schemas.microsoft.com/office/word/2010/wordprocessingDrawing" xmlns:wp="http://schemas.openxmlformats.org/drawingml/2006/wordprocessingDrawing" xmlns:w10="urn:schemas-microsoft-com:office:word" xmlns:w="http://schemas.openxmlformats.org/wordprocessingml/2006/main" xmlns:w14="http://schemas.microsoft.com/office/word/2010/wordml" xmlns:w15="http://schemas.microsoft.com/office/word/2012/wordml" xmlns:w16cex="http://schemas.microsoft.com/office/word/2018/wordml/cex" xmlns:w16cid="http://schemas.microsoft.com/office/word/2016/wordml/cid" xmlns:w16="http://schemas.microsoft.com/office/word/2018/wordml" xmlns:w16du="http://schemas.microsoft.com/office/word/2023/wordml/word16du" xmlns:w16sdtdh="http://schemas.microsoft.com/office/word/2020/wordml/sdtdatahash" xmlns:w16sdtfl="http://schemas.microsoft.com/office/word/2024/wordml/sdtformatlock" xmlns:w16se="http://schemas.microsoft.com/office/word/2015/wordml/symex" xmlns:wpg="http://schemas.microsoft.com/office/word/2010/wordprocessingGroup" xmlns:wpi="http://schemas.microsoft.com/office/word/2010/wordprocessingInk" xmlns:wne="http://schemas.microsoft.com/office/word/2006/wordml" xmlns:wps="http://schemas.microsoft.com/office/word/2010/wordprocessingShape" mc:Ignorable="w14 w15 w16se w16cid w16 w16cex w16sdtdh w16sdtfl w16du wp14">
   <w:tbl>
     <w:tblPr>
       <w:tblW w:w="5157" w:type="pct"/>
@@ -892,8 +885,8 @@
               <w:rFonts w:cs="Arial"/>
               <w:b/>
               <w:bCs/>
-              <w:sz w:val="18"/>
-              <w:szCs w:val="18"/>
+              <w:sz w:val="20"/>
+              <w:szCs w:val="20"/>
             </w:rPr>
           </w:pPr>
           <w:r>
@@ -901,8 +894,8 @@
               <w:rFonts w:cs="Arial"/>
               <w:b/>
               <w:bCs/>
-              <w:sz w:val="18"/>
-              <w:szCs w:val="18"/>
+              <w:sz w:val="20"/>
+              <w:szCs w:val="20"/>
             </w:rPr>
             <w:t xml:space="preserve">Código: </w:t>
           </w:r>
@@ -911,8 +904,8 @@
               <w:rFonts w:cs="Arial"/>
               <w:b/>
               <w:bCs/>
-              <w:sz w:val="18"/>
-              <w:szCs w:val="18"/>
+              <w:sz w:val="20"/>
+              <w:szCs w:val="20"/>
             </w:rPr>
             <w:t>F</w:t>
           </w:r>
@@ -921,8 +914,8 @@
               <w:rFonts w:cs="Arial"/>
               <w:b/>
               <w:bCs/>
-              <w:sz w:val="18"/>
-              <w:szCs w:val="18"/>
+              <w:sz w:val="20"/>
+              <w:szCs w:val="20"/>
             </w:rPr>
             <w:t>O</w:t>
           </w:r>
@@ -931,8 +924,8 @@
               <w:rFonts w:cs="Arial"/>
               <w:b/>
               <w:bCs/>
-              <w:sz w:val="18"/>
-              <w:szCs w:val="18"/>
+              <w:sz w:val="20"/>
+              <w:szCs w:val="20"/>
             </w:rPr>
             <w:t>-G</w:t>
           </w:r>
@@ -941,8 +934,8 @@
               <w:rFonts w:cs="Arial"/>
               <w:b/>
               <w:bCs/>
-              <w:sz w:val="18"/>
-              <w:szCs w:val="18"/>
+              <w:sz w:val="20"/>
+              <w:szCs w:val="20"/>
             </w:rPr>
             <w:t>F-</w:t>
           </w:r>
@@ -951,8 +944,8 @@
               <w:rFonts w:cs="Arial"/>
               <w:b/>
               <w:bCs/>
-              <w:sz w:val="18"/>
-              <w:szCs w:val="18"/>
+              <w:sz w:val="20"/>
+              <w:szCs w:val="20"/>
             </w:rPr>
             <w:t>0</w:t>
           </w:r>
@@ -961,8 +954,8 @@
               <w:rFonts w:cs="Arial"/>
               <w:b/>
               <w:bCs/>
-              <w:sz w:val="18"/>
-              <w:szCs w:val="18"/>
+              <w:sz w:val="20"/>
+              <w:szCs w:val="20"/>
             </w:rPr>
             <w:t>06</w:t>
           </w:r>
@@ -1049,8 +1042,8 @@
               <w:rFonts w:cs="Arial"/>
               <w:b/>
               <w:bCs/>
-              <w:sz w:val="18"/>
-              <w:szCs w:val="18"/>
+              <w:sz w:val="20"/>
+              <w:szCs w:val="20"/>
             </w:rPr>
           </w:pPr>
           <w:r>
@@ -1058,8 +1051,8 @@
               <w:rFonts w:cs="Arial"/>
               <w:b/>
               <w:bCs/>
-              <w:sz w:val="18"/>
-              <w:szCs w:val="18"/>
+              <w:sz w:val="20"/>
+              <w:szCs w:val="20"/>
             </w:rPr>
             <w:t>Versión: 0</w:t>
           </w:r>
@@ -1068,8 +1061,8 @@
               <w:rFonts w:cs="Arial"/>
               <w:b/>
               <w:bCs/>
-              <w:sz w:val="18"/>
-              <w:szCs w:val="18"/>
+              <w:sz w:val="20"/>
+              <w:szCs w:val="20"/>
             </w:rPr>
             <w:t>1</w:t>
           </w:r>
@@ -1154,8 +1147,8 @@
               <w:rFonts w:cs="Arial"/>
               <w:b/>
               <w:bCs/>
-              <w:sz w:val="18"/>
-              <w:szCs w:val="18"/>
+              <w:sz w:val="20"/>
+              <w:szCs w:val="20"/>
             </w:rPr>
           </w:pPr>
           <w:r>
@@ -1163,30 +1156,42 @@
               <w:rFonts w:cs="Arial"/>
               <w:b/>
               <w:bCs/>
-              <w:sz w:val="18"/>
-              <w:szCs w:val="18"/>
+              <w:sz w:val="20"/>
+              <w:szCs w:val="20"/>
             </w:rPr>
             <w:t xml:space="preserve">Fecha: </w:t>
           </w:r>
+          <w:proofErr w:type="gramStart"/>
           <w:r>
             <w:rPr>
               <w:rFonts w:cs="Arial"/>
               <w:b/>
               <w:bCs/>
-              <w:sz w:val="18"/>
-              <w:szCs w:val="18"/>
-            </w:rPr>
-            <w:t>diciembre</w:t>
+              <w:sz w:val="20"/>
+              <w:szCs w:val="20"/>
+            </w:rPr>
+            <w:t>A</w:t>
           </w:r>
           <w:r>
             <w:rPr>
               <w:rFonts w:cs="Arial"/>
               <w:b/>
               <w:bCs/>
-              <w:sz w:val="18"/>
-              <w:szCs w:val="18"/>
-            </w:rPr>
-            <w:t xml:space="preserve"> de 2025</w:t>
+              <w:sz w:val="20"/>
+              <w:szCs w:val="20"/>
+            </w:rPr>
+            <w:t>gosto</w:t>
+          </w:r>
+          <w:proofErr w:type="gramEnd"/>
+          <w:r>
+            <w:rPr>
+              <w:rFonts w:cs="Arial"/>
+              <w:b/>
+              <w:bCs/>
+              <w:sz w:val="20"/>
+              <w:szCs w:val="20"/>
+            </w:rPr>
+            <w:t xml:space="preserve"> de 2026</w:t>
           </w:r>
         </w:p>
       </w:tc>
@@ -1270,8 +1275,8 @@
               <w:rFonts w:cs="Arial"/>
               <w:b/>
               <w:bCs/>
-              <w:sz w:val="18"/>
-              <w:szCs w:val="18"/>
+              <w:sz w:val="20"/>
+              <w:szCs w:val="20"/>
             </w:rPr>
           </w:pPr>
           <w:r>
@@ -1280,6 +1285,7 @@
               <w:b/>
               <w:bCs/>
               <w:sz w:val="20"/>
+              <w:szCs w:val="20"/>
             </w:rPr>
             <w:t xml:space="preserve">Página: </w:t>
           </w:r>
@@ -1289,6 +1295,7 @@
               <w:b/>
               <w:bCs/>
               <w:sz w:val="20"/>
+              <w:szCs w:val="20"/>
             </w:rPr>
             <w:fldChar w:fldCharType="begin"/>
           </w:r>
@@ -1298,6 +1305,7 @@
               <w:b/>
               <w:bCs/>
               <w:sz w:val="20"/>
+              <w:szCs w:val="20"/>
             </w:rPr>
             <w:instrText xml:space="preserve"> PAGE </w:instrText>
           </w:r>
@@ -1307,6 +1315,7 @@
               <w:b/>
               <w:bCs/>
               <w:sz w:val="20"/>
+              <w:szCs w:val="20"/>
             </w:rPr>
             <w:fldChar w:fldCharType="separate"/>
           </w:r>
@@ -1316,6 +1325,7 @@
               <w:b/>
               <w:bCs/>
               <w:sz w:val="20"/>
+              <w:szCs w:val="20"/>
             </w:rPr>
             <w:t>1</w:t>
           </w:r>
@@ -1325,6 +1335,7 @@
               <w:b/>
               <w:bCs/>
               <w:sz w:val="20"/>
+              <w:szCs w:val="20"/>
             </w:rPr>
             <w:fldChar w:fldCharType="end"/>
           </w:r>
@@ -1334,6 +1345,7 @@
               <w:b/>
               <w:bCs/>
               <w:sz w:val="20"/>
+              <w:szCs w:val="20"/>
             </w:rPr>
             <w:t xml:space="preserve"> de </w:t>
           </w:r>
@@ -1343,6 +1355,7 @@
               <w:b/>
               <w:bCs/>
               <w:sz w:val="20"/>
+              <w:szCs w:val="20"/>
             </w:rPr>
             <w:fldChar w:fldCharType="begin"/>
           </w:r>
@@ -1352,6 +1365,7 @@
               <w:b/>
               <w:bCs/>
               <w:sz w:val="20"/>
+              <w:szCs w:val="20"/>
             </w:rPr>
             <w:instrText xml:space="preserve"> NUMPAGES </w:instrText>
           </w:r>
@@ -1361,6 +1375,7 @@
               <w:b/>
               <w:bCs/>
               <w:sz w:val="20"/>
+              <w:szCs w:val="20"/>
             </w:rPr>
             <w:fldChar w:fldCharType="separate"/>
           </w:r>
@@ -1370,6 +1385,7 @@
               <w:b/>
               <w:bCs/>
               <w:sz w:val="20"/>
+              <w:szCs w:val="20"/>
             </w:rPr>
             <w:t>4</w:t>
           </w:r>
@@ -1379,6 +1395,7 @@
               <w:b/>
               <w:bCs/>
               <w:sz w:val="20"/>
+              <w:szCs w:val="20"/>
             </w:rPr>
             <w:fldChar w:fldCharType="end"/>
           </w:r>
@@ -1395,7 +1412,7 @@
 </file>
 
 <file path=word/numbering.xml><?xml version="1.0" encoding="utf-8"?>
-<w:numbering xmlns:wpc="http://schemas.microsoft.com/office/word/2010/wordprocessingCanvas" xmlns:cx="http://schemas.microsoft.com/office/drawing/2014/chartex" xmlns:cx1="http://schemas.microsoft.com/office/drawing/2015/9/8/chartex" xmlns:cx2="http://schemas.microsoft.com/office/drawing/2015/10/21/chartex" xmlns:cx3="http://schemas.microsoft.com/office/drawing/2016/5/9/chartex" xmlns:cx4="http://schemas.microsoft.com/office/drawing/2016/5/10/chartex" xmlns:cx5="http://schemas.microsoft.com/office/drawing/2016/5/11/chartex" xmlns:cx6="http://schemas.microsoft.com/office/drawing/2016/5/12/chartex" xmlns:cx7="http://schemas.microsoft.com/office/drawing/2016/5/13/chartex" xmlns:cx8="http://schemas.microsoft.com/office/drawing/2016/5/14/chartex" xmlns:mc="http://schemas.openxmlformats.org/markup-compatibility/2006" xmlns:aink="http://schemas.microsoft.com/office/drawing/2016/ink" xmlns:am3d="http://schemas.microsoft.com/office/drawing/2017/model3d" xmlns:o="urn:schemas-microsoft-com:office:office" xmlns:oel="http://schemas.microsoft.com/office/2019/extlst" xmlns:r="http://schemas.openxmlformats.org/officeDocument/2006/relationships" xmlns:m="http://schemas.openxmlformats.org/officeDocument/2006/math" xmlns:v="urn:schemas-microsoft-com:vml" xmlns:wp14="http://schemas.microsoft.com/office/word/2010/wordprocessingDrawing" xmlns:wp="http://schemas.openxmlformats.org/drawingml/2006/wordprocessingDrawing" xmlns:w10="urn:schemas-microsoft-com:office:word" xmlns:w="http://schemas.openxmlformats.org/wordprocessingml/2006/main" xmlns:w14="http://schemas.microsoft.com/office/word/2010/wordml" xmlns:w15="http://schemas.microsoft.com/office/word/2012/wordml" xmlns:w16cei="http://schemas.microsoft.com/office/word/2026/wordml/cei" xmlns:w16cex="http://schemas.microsoft.com/office/word/2018/wordml/cex" xmlns:w16cid="http://schemas.microsoft.com/office/word/2016/wordml/cid" xmlns:w16="http://schemas.microsoft.com/office/word/2018/wordml" xmlns:w16du="http://schemas.microsoft.com/office/word/2023/wordml/word16du" xmlns:w16sdtdh="http://schemas.microsoft.com/office/word/2020/wordml/sdtdatahash" xmlns:w16sdtfl="http://schemas.microsoft.com/office/word/2024/wordml/sdtformatlock" xmlns:w16se="http://schemas.microsoft.com/office/word/2015/wordml/symex" xmlns:wpg="http://schemas.microsoft.com/office/word/2010/wordprocessingGroup" xmlns:wpi="http://schemas.microsoft.com/office/word/2010/wordprocessingInk" xmlns:wne="http://schemas.microsoft.com/office/word/2006/wordml" xmlns:wps="http://schemas.microsoft.com/office/word/2010/wordprocessingShape" mc:Ignorable="w14 w15 w16se w16cid w16 w16cex w16sdtdh w16sdtfl w16du wp14">
+<w:numbering xmlns:wpc="http://schemas.microsoft.com/office/word/2010/wordprocessingCanvas" xmlns:cx="http://schemas.microsoft.com/office/drawing/2014/chartex" xmlns:cx1="http://schemas.microsoft.com/office/drawing/2015/9/8/chartex" xmlns:cx2="http://schemas.microsoft.com/office/drawing/2015/10/21/chartex" xmlns:cx3="http://schemas.microsoft.com/office/drawing/2016/5/9/chartex" xmlns:cx4="http://schemas.microsoft.com/office/drawing/2016/5/10/chartex" xmlns:cx5="http://schemas.microsoft.com/office/drawing/2016/5/11/chartex" xmlns:cx6="http://schemas.microsoft.com/office/drawing/2016/5/12/chartex" xmlns:cx7="http://schemas.microsoft.com/office/drawing/2016/5/13/chartex" xmlns:cx8="http://schemas.microsoft.com/office/drawing/2016/5/14/chartex" xmlns:mc="http://schemas.openxmlformats.org/markup-compatibility/2006" xmlns:aink="http://schemas.microsoft.com/office/drawing/2016/ink" xmlns:am3d="http://schemas.microsoft.com/office/drawing/2017/model3d" xmlns:o="urn:schemas-microsoft-com:office:office" xmlns:oel="http://schemas.microsoft.com/office/2019/extlst" xmlns:r="http://schemas.openxmlformats.org/officeDocument/2006/relationships" xmlns:m="http://schemas.openxmlformats.org/officeDocument/2006/math" xmlns:v="urn:schemas-microsoft-com:vml" xmlns:wp14="http://schemas.microsoft.com/office/word/2010/wordprocessingDrawing" xmlns:wp="http://schemas.openxmlformats.org/drawingml/2006/wordprocessingDrawing" xmlns:w10="urn:schemas-microsoft-com:office:word" xmlns:w="http://schemas.openxmlformats.org/wordprocessingml/2006/main" xmlns:w14="http://schemas.microsoft.com/office/word/2010/wordml" xmlns:w15="http://schemas.microsoft.com/office/word/2012/wordml" xmlns:w16cex="http://schemas.microsoft.com/office/word/2018/wordml/cex" xmlns:w16cid="http://schemas.microsoft.com/office/word/2016/wordml/cid" xmlns:w16="http://schemas.microsoft.com/office/word/2018/wordml" xmlns:w16du="http://schemas.microsoft.com/office/word/2023/wordml/word16du" xmlns:w16sdtdh="http://schemas.microsoft.com/office/word/2020/wordml/sdtdatahash" xmlns:w16sdtfl="http://schemas.microsoft.com/office/word/2024/wordml/sdtformatlock" xmlns:w16se="http://schemas.microsoft.com/office/word/2015/wordml/symex" xmlns:wpg="http://schemas.microsoft.com/office/word/2010/wordprocessingGroup" xmlns:wpi="http://schemas.microsoft.com/office/word/2010/wordprocessingInk" xmlns:wne="http://schemas.microsoft.com/office/word/2006/wordml" xmlns:wps="http://schemas.microsoft.com/office/word/2010/wordprocessingShape" mc:Ignorable="w14 w15 w16se w16cid w16 w16cex w16sdtdh w16sdtfl w16du wp14">
   <w:abstractNum w:abstractNumId="0" w15:restartNumberingAfterBreak="0">
     <w:nsid w:val="0205168B"/>
     <w:multiLevelType w:val="multilevel"/>
